--- a/tables/Table_S1.docx
+++ b/tables/Table_S1.docx
@@ -19,7 +19,7 @@
       </w:tblGrid>
       <w:tr>
         <w:trPr>
-          <w:trHeight w:val="625" w:hRule="auto"/>
+          <w:trHeight w:val="628" w:hRule="auto"/>
           <w:tblHeader/>
         </w:trPr>
         <w:tc>
@@ -410,7 +410,7 @@
       </w:tr>
       <w:tr>
         <w:trPr>
-          <w:trHeight w:val="621" w:hRule="auto"/>
+          <w:trHeight w:val="619" w:hRule="auto"/>
         </w:trPr>
         <w:tc>
           <w:tcPr>
@@ -800,7 +800,7 @@
       </w:tr>
       <w:tr>
         <w:trPr>
-          <w:trHeight w:val="629" w:hRule="auto"/>
+          <w:trHeight w:val="628" w:hRule="auto"/>
         </w:trPr>
         <w:tc>
           <w:tcPr>
@@ -1190,7 +1190,7 @@
       </w:tr>
       <w:tr>
         <w:trPr>
-          <w:trHeight w:val="629" w:hRule="auto"/>
+          <w:trHeight w:val="631" w:hRule="auto"/>
         </w:trPr>
         <w:tc>
           <w:tcPr>
@@ -1580,7 +1580,7 @@
       </w:tr>
       <w:tr>
         <w:trPr>
-          <w:trHeight w:val="629" w:hRule="auto"/>
+          <w:trHeight w:val="628" w:hRule="auto"/>
         </w:trPr>
         <w:tc>
           <w:tcPr>
@@ -1970,7 +1970,7 @@
       </w:tr>
       <w:tr>
         <w:trPr>
-          <w:trHeight w:val="629" w:hRule="auto"/>
+          <w:trHeight w:val="631" w:hRule="auto"/>
         </w:trPr>
         <w:tc>
           <w:tcPr>
@@ -2360,7 +2360,7 @@
       </w:tr>
       <w:tr>
         <w:trPr>
-          <w:trHeight w:val="629" w:hRule="auto"/>
+          <w:trHeight w:val="628" w:hRule="auto"/>
         </w:trPr>
         <w:tc>
           <w:tcPr>
@@ -2750,7 +2750,7 @@
       </w:tr>
       <w:tr>
         <w:trPr>
-          <w:trHeight w:val="621" w:hRule="auto"/>
+          <w:trHeight w:val="619" w:hRule="auto"/>
         </w:trPr>
         <w:tc>
           <w:tcPr>
@@ -3140,7 +3140,7 @@
       </w:tr>
       <w:tr>
         <w:trPr>
-          <w:trHeight w:val="629" w:hRule="auto"/>
+          <w:trHeight w:val="628" w:hRule="auto"/>
         </w:trPr>
         <w:tc>
           <w:tcPr>
